--- a/课程注册系统测试计划.docx
+++ b/课程注册系统测试计划.docx
@@ -13,19 +13,7 @@
     </w:p>
     <w:p>
       <w:r>
-        <w:t>初稿日期：</w:t>
-      </w:r>
-      <w:r>
-        <w:t>2026-10-12</w:t>
-      </w:r>
-      <w:r>
-        <w:t>；原站浏览器验收调整：</w:t>
-      </w:r>
-      <w:r>
-        <w:t>2026-10-13</w:t>
-      </w:r>
-      <w:r>
-        <w:t>；当前代码同步：</w:t>
+        <w:t>最终同步版本：</w:t>
       </w:r>
       <w:r>
         <w:t>2026-10-14</w:t>
@@ -39,17 +27,7 @@
         </w:r>
       </w:hyperlink>
       <w:r>
-        <w:t>。当前提交</w:t>
-      </w:r>
-      <w:r>
-        <w:rPr>
-          <w:rFonts w:ascii="Consolas" w:hAnsi="Consolas"/>
-          <w:sz w:val="18"/>
-        </w:rPr>
-        <w:t>73b5336</w:t>
-      </w:r>
-      <w:r>
-        <w:t>完整自动回归已完成</w:t>
+        <w:t>。当前完整自动回归已完成</w:t>
       </w:r>
       <w:r>
         <w:t>39</w:t>
@@ -61,7 +39,7 @@
         <w:t>1067</w:t>
       </w:r>
       <w:r>
-        <w:t>项检查，覆盖界面精简后的流程和本轮修复；原库升级保留历史记录，浏览器人工演示仍待完成。</w:t>
+        <w:t>项检查。</w:t>
       </w:r>
     </w:p>
     <w:p>
@@ -83,6 +61,7 @@
           <w:tab w:val="right" w:leader="dot" w:pos="9628"/>
         </w:tabs>
         <w:rPr>
+          <w:rFonts w:hint="eastAsia"/>
           <w:noProof/>
         </w:rPr>
       </w:pPr>
@@ -95,7 +74,7 @@
       <w:r>
         <w:fldChar w:fldCharType="separate"/>
       </w:r>
-      <w:hyperlink w:anchor="_Toc242861721" w:history="1">
+      <w:hyperlink w:anchor="_Toc242864927" w:history="1">
         <w:r>
           <w:rPr>
             <w:rStyle w:val="aff9"/>
@@ -139,7 +118,7 @@
             <w:noProof/>
             <w:webHidden/>
           </w:rPr>
-          <w:instrText>PAGEREF _Toc242861721 \h</w:instrText>
+          <w:instrText>PAGEREF _Toc242864927 \h</w:instrText>
         </w:r>
         <w:r>
           <w:rPr>
@@ -188,10 +167,11 @@
           <w:tab w:val="right" w:leader="dot" w:pos="9628"/>
         </w:tabs>
         <w:rPr>
+          <w:rFonts w:hint="eastAsia"/>
           <w:noProof/>
         </w:rPr>
       </w:pPr>
-      <w:hyperlink w:anchor="_Toc242861722" w:history="1">
+      <w:hyperlink w:anchor="_Toc242864928" w:history="1">
         <w:r>
           <w:rPr>
             <w:rStyle w:val="aff9"/>
@@ -235,7 +215,7 @@
             <w:noProof/>
             <w:webHidden/>
           </w:rPr>
-          <w:instrText>PAGEREF _Toc242861722 \h</w:instrText>
+          <w:instrText>PAGEREF _Toc242864928 \h</w:instrText>
         </w:r>
         <w:r>
           <w:rPr>
@@ -285,10 +265,11 @@
         </w:tabs>
         <w:ind w:left="440"/>
         <w:rPr>
+          <w:rFonts w:hint="eastAsia"/>
           <w:noProof/>
         </w:rPr>
       </w:pPr>
-      <w:hyperlink w:anchor="_Toc242861723" w:history="1">
+      <w:hyperlink w:anchor="_Toc242864929" w:history="1">
         <w:r>
           <w:rPr>
             <w:rStyle w:val="aff9"/>
@@ -332,7 +313,7 @@
             <w:noProof/>
             <w:webHidden/>
           </w:rPr>
-          <w:instrText>PAGEREF _Toc242861723 \h</w:instrText>
+          <w:instrText>PAGEREF _Toc242864929 \h</w:instrText>
         </w:r>
         <w:r>
           <w:rPr>
@@ -382,10 +363,11 @@
         </w:tabs>
         <w:ind w:left="440"/>
         <w:rPr>
+          <w:rFonts w:hint="eastAsia"/>
           <w:noProof/>
         </w:rPr>
       </w:pPr>
-      <w:hyperlink w:anchor="_Toc242861724" w:history="1">
+      <w:hyperlink w:anchor="_Toc242864930" w:history="1">
         <w:r>
           <w:rPr>
             <w:rStyle w:val="aff9"/>
@@ -429,7 +411,7 @@
             <w:noProof/>
             <w:webHidden/>
           </w:rPr>
-          <w:instrText>PAGEREF _Toc242861724 \h</w:instrText>
+          <w:instrText>PAGEREF _Toc242864930 \h</w:instrText>
         </w:r>
         <w:r>
           <w:rPr>
@@ -479,10 +461,11 @@
         </w:tabs>
         <w:ind w:left="440"/>
         <w:rPr>
+          <w:rFonts w:hint="eastAsia"/>
           <w:noProof/>
         </w:rPr>
       </w:pPr>
-      <w:hyperlink w:anchor="_Toc242861725" w:history="1">
+      <w:hyperlink w:anchor="_Toc242864931" w:history="1">
         <w:r>
           <w:rPr>
             <w:rStyle w:val="aff9"/>
@@ -526,7 +509,7 @@
             <w:noProof/>
             <w:webHidden/>
           </w:rPr>
-          <w:instrText>PAGEREF _Toc242861725 \h</w:instrText>
+          <w:instrText>PAGEREF _Toc242864931 \h</w:instrText>
         </w:r>
         <w:r>
           <w:rPr>
@@ -575,10 +558,11 @@
           <w:tab w:val="right" w:leader="dot" w:pos="9628"/>
         </w:tabs>
         <w:rPr>
+          <w:rFonts w:hint="eastAsia"/>
           <w:noProof/>
         </w:rPr>
       </w:pPr>
-      <w:hyperlink w:anchor="_Toc242861726" w:history="1">
+      <w:hyperlink w:anchor="_Toc242864932" w:history="1">
         <w:r>
           <w:rPr>
             <w:rStyle w:val="aff9"/>
@@ -636,7 +620,7 @@
             <w:noProof/>
             <w:webHidden/>
           </w:rPr>
-          <w:instrText>PAGEREF _Toc242861726 \h</w:instrText>
+          <w:instrText>PAGEREF _Toc242864932 \h</w:instrText>
         </w:r>
         <w:r>
           <w:rPr>
@@ -685,10 +669,11 @@
           <w:tab w:val="right" w:leader="dot" w:pos="9628"/>
         </w:tabs>
         <w:rPr>
+          <w:rFonts w:hint="eastAsia"/>
           <w:noProof/>
         </w:rPr>
       </w:pPr>
-      <w:hyperlink w:anchor="_Toc242861727" w:history="1">
+      <w:hyperlink w:anchor="_Toc242864933" w:history="1">
         <w:r>
           <w:rPr>
             <w:rStyle w:val="aff9"/>
@@ -732,7 +717,7 @@
             <w:noProof/>
             <w:webHidden/>
           </w:rPr>
-          <w:instrText>PAGEREF _Toc242861727 \h</w:instrText>
+          <w:instrText>PAGEREF _Toc242864933 \h</w:instrText>
         </w:r>
         <w:r>
           <w:rPr>
@@ -782,10 +767,11 @@
         </w:tabs>
         <w:ind w:left="440"/>
         <w:rPr>
+          <w:rFonts w:hint="eastAsia"/>
           <w:noProof/>
         </w:rPr>
       </w:pPr>
-      <w:hyperlink w:anchor="_Toc242861728" w:history="1">
+      <w:hyperlink w:anchor="_Toc242864934" w:history="1">
         <w:r>
           <w:rPr>
             <w:rStyle w:val="aff9"/>
@@ -836,7 +822,7 @@
             <w:noProof/>
             <w:webHidden/>
           </w:rPr>
-          <w:instrText>PAGEREF _Toc242861728 \h</w:instrText>
+          <w:instrText>PAGEREF _Toc242864934 \h</w:instrText>
         </w:r>
         <w:r>
           <w:rPr>
@@ -866,7 +852,7 @@
             <w:noProof/>
             <w:webHidden/>
           </w:rPr>
-          <w:t>5</w:t>
+          <w:t>4</w:t>
         </w:r>
         <w:r>
           <w:rPr>
@@ -886,10 +872,11 @@
         </w:tabs>
         <w:ind w:left="440"/>
         <w:rPr>
+          <w:rFonts w:hint="eastAsia"/>
           <w:noProof/>
         </w:rPr>
       </w:pPr>
-      <w:hyperlink w:anchor="_Toc242861729" w:history="1">
+      <w:hyperlink w:anchor="_Toc242864935" w:history="1">
         <w:r>
           <w:rPr>
             <w:rStyle w:val="aff9"/>
@@ -940,7 +927,7 @@
             <w:noProof/>
             <w:webHidden/>
           </w:rPr>
-          <w:instrText>PAGEREF _Toc242861729 \h</w:instrText>
+          <w:instrText>PAGEREF _Toc242864935 \h</w:instrText>
         </w:r>
         <w:r>
           <w:rPr>
@@ -990,10 +977,11 @@
         </w:tabs>
         <w:ind w:left="440"/>
         <w:rPr>
+          <w:rFonts w:hint="eastAsia"/>
           <w:noProof/>
         </w:rPr>
       </w:pPr>
-      <w:hyperlink w:anchor="_Toc242861730" w:history="1">
+      <w:hyperlink w:anchor="_Toc242864936" w:history="1">
         <w:r>
           <w:rPr>
             <w:rStyle w:val="aff9"/>
@@ -1044,7 +1032,7 @@
             <w:noProof/>
             <w:webHidden/>
           </w:rPr>
-          <w:instrText>PAGEREF _Toc242861730 \h</w:instrText>
+          <w:instrText>PAGEREF _Toc242864936 \h</w:instrText>
         </w:r>
         <w:r>
           <w:rPr>
@@ -1094,10 +1082,11 @@
         </w:tabs>
         <w:ind w:left="440"/>
         <w:rPr>
+          <w:rFonts w:hint="eastAsia"/>
           <w:noProof/>
         </w:rPr>
       </w:pPr>
-      <w:hyperlink w:anchor="_Toc242861731" w:history="1">
+      <w:hyperlink w:anchor="_Toc242864937" w:history="1">
         <w:r>
           <w:rPr>
             <w:rStyle w:val="aff9"/>
@@ -1162,7 +1151,7 @@
             <w:noProof/>
             <w:webHidden/>
           </w:rPr>
-          <w:instrText>PAGEREF _Toc242861731 \h</w:instrText>
+          <w:instrText>PAGEREF _Toc242864937 \h</w:instrText>
         </w:r>
         <w:r>
           <w:rPr>
@@ -1212,10 +1201,11 @@
         </w:tabs>
         <w:ind w:left="440"/>
         <w:rPr>
+          <w:rFonts w:hint="eastAsia"/>
           <w:noProof/>
         </w:rPr>
       </w:pPr>
-      <w:hyperlink w:anchor="_Toc242861732" w:history="1">
+      <w:hyperlink w:anchor="_Toc242864938" w:history="1">
         <w:r>
           <w:rPr>
             <w:rStyle w:val="aff9"/>
@@ -1266,7 +1256,7 @@
             <w:noProof/>
             <w:webHidden/>
           </w:rPr>
-          <w:instrText>PAGEREF _Toc242861732 \h</w:instrText>
+          <w:instrText>PAGEREF _Toc242864938 \h</w:instrText>
         </w:r>
         <w:r>
           <w:rPr>
@@ -1316,10 +1306,11 @@
         </w:tabs>
         <w:ind w:left="440"/>
         <w:rPr>
+          <w:rFonts w:hint="eastAsia"/>
           <w:noProof/>
         </w:rPr>
       </w:pPr>
-      <w:hyperlink w:anchor="_Toc242861733" w:history="1">
+      <w:hyperlink w:anchor="_Toc242864939" w:history="1">
         <w:r>
           <w:rPr>
             <w:rStyle w:val="aff9"/>
@@ -1370,7 +1361,7 @@
             <w:noProof/>
             <w:webHidden/>
           </w:rPr>
-          <w:instrText>PAGEREF _Toc242861733 \h</w:instrText>
+          <w:instrText>PAGEREF _Toc242864939 \h</w:instrText>
         </w:r>
         <w:r>
           <w:rPr>
@@ -1420,10 +1411,11 @@
         </w:tabs>
         <w:ind w:left="440"/>
         <w:rPr>
+          <w:rFonts w:hint="eastAsia"/>
           <w:noProof/>
         </w:rPr>
       </w:pPr>
-      <w:hyperlink w:anchor="_Toc242861734" w:history="1">
+      <w:hyperlink w:anchor="_Toc242864940" w:history="1">
         <w:r>
           <w:rPr>
             <w:rStyle w:val="aff9"/>
@@ -1488,7 +1480,7 @@
             <w:noProof/>
             <w:webHidden/>
           </w:rPr>
-          <w:instrText>PAGEREF _Toc242861734 \h</w:instrText>
+          <w:instrText>PAGEREF _Toc242864940 \h</w:instrText>
         </w:r>
         <w:r>
           <w:rPr>
@@ -1538,10 +1530,11 @@
         </w:tabs>
         <w:ind w:left="440"/>
         <w:rPr>
+          <w:rFonts w:hint="eastAsia"/>
           <w:noProof/>
         </w:rPr>
       </w:pPr>
-      <w:hyperlink w:anchor="_Toc242861735" w:history="1">
+      <w:hyperlink w:anchor="_Toc242864941" w:history="1">
         <w:r>
           <w:rPr>
             <w:rStyle w:val="aff9"/>
@@ -1592,7 +1585,7 @@
             <w:noProof/>
             <w:webHidden/>
           </w:rPr>
-          <w:instrText>PAGEREF _Toc242861735 \h</w:instrText>
+          <w:instrText>PAGEREF _Toc242864941 \h</w:instrText>
         </w:r>
         <w:r>
           <w:rPr>
@@ -1642,10 +1635,11 @@
         </w:tabs>
         <w:ind w:left="440"/>
         <w:rPr>
+          <w:rFonts w:hint="eastAsia"/>
           <w:noProof/>
         </w:rPr>
       </w:pPr>
-      <w:hyperlink w:anchor="_Toc242861736" w:history="1">
+      <w:hyperlink w:anchor="_Toc242864942" w:history="1">
         <w:r>
           <w:rPr>
             <w:rStyle w:val="aff9"/>
@@ -1696,7 +1690,7 @@
             <w:noProof/>
             <w:webHidden/>
           </w:rPr>
-          <w:instrText>PAGEREF _Toc242861736 \h</w:instrText>
+          <w:instrText>PAGEREF _Toc242864942 \h</w:instrText>
         </w:r>
         <w:r>
           <w:rPr>
@@ -1746,10 +1740,11 @@
         </w:tabs>
         <w:ind w:left="440"/>
         <w:rPr>
+          <w:rFonts w:hint="eastAsia"/>
           <w:noProof/>
         </w:rPr>
       </w:pPr>
-      <w:hyperlink w:anchor="_Toc242861737" w:history="1">
+      <w:hyperlink w:anchor="_Toc242864943" w:history="1">
         <w:r>
           <w:rPr>
             <w:rStyle w:val="aff9"/>
@@ -1814,7 +1809,7 @@
             <w:noProof/>
             <w:webHidden/>
           </w:rPr>
-          <w:instrText>PAGEREF _Toc242861737 \h</w:instrText>
+          <w:instrText>PAGEREF _Toc242864943 \h</w:instrText>
         </w:r>
         <w:r>
           <w:rPr>
@@ -1864,10 +1859,11 @@
         </w:tabs>
         <w:ind w:left="440"/>
         <w:rPr>
+          <w:rFonts w:hint="eastAsia"/>
           <w:noProof/>
         </w:rPr>
       </w:pPr>
-      <w:hyperlink w:anchor="_Toc242861738" w:history="1">
+      <w:hyperlink w:anchor="_Toc242864944" w:history="1">
         <w:r>
           <w:rPr>
             <w:rStyle w:val="aff9"/>
@@ -1925,7 +1921,7 @@
             <w:noProof/>
             <w:webHidden/>
           </w:rPr>
-          <w:instrText>PAGEREF _Toc242861738 \h</w:instrText>
+          <w:instrText>PAGEREF _Toc242864944 \h</w:instrText>
         </w:r>
         <w:r>
           <w:rPr>
@@ -1974,10 +1970,11 @@
           <w:tab w:val="right" w:leader="dot" w:pos="9628"/>
         </w:tabs>
         <w:rPr>
+          <w:rFonts w:hint="eastAsia"/>
           <w:noProof/>
         </w:rPr>
       </w:pPr>
-      <w:hyperlink w:anchor="_Toc242861739" w:history="1">
+      <w:hyperlink w:anchor="_Toc242864945" w:history="1">
         <w:r>
           <w:rPr>
             <w:rStyle w:val="aff9"/>
@@ -2021,7 +2018,7 @@
             <w:noProof/>
             <w:webHidden/>
           </w:rPr>
-          <w:instrText>PAGEREF _Toc242861739 \h</w:instrText>
+          <w:instrText>PAGEREF _Toc242864945 \h</w:instrText>
         </w:r>
         <w:r>
           <w:rPr>
@@ -2070,10 +2067,11 @@
           <w:tab w:val="right" w:leader="dot" w:pos="9628"/>
         </w:tabs>
         <w:rPr>
+          <w:rFonts w:hint="eastAsia"/>
           <w:noProof/>
         </w:rPr>
       </w:pPr>
-      <w:hyperlink w:anchor="_Toc242861740" w:history="1">
+      <w:hyperlink w:anchor="_Toc242864946" w:history="1">
         <w:r>
           <w:rPr>
             <w:rStyle w:val="aff9"/>
@@ -2117,7 +2115,7 @@
             <w:noProof/>
             <w:webHidden/>
           </w:rPr>
-          <w:instrText>PAGEREF _Toc242861740 \h</w:instrText>
+          <w:instrText>PAGEREF _Toc242864946 \h</w:instrText>
         </w:r>
         <w:r>
           <w:rPr>
@@ -2166,10 +2164,11 @@
           <w:tab w:val="right" w:leader="dot" w:pos="9628"/>
         </w:tabs>
         <w:rPr>
+          <w:rFonts w:hint="eastAsia"/>
           <w:noProof/>
         </w:rPr>
       </w:pPr>
-      <w:hyperlink w:anchor="_Toc242861741" w:history="1">
+      <w:hyperlink w:anchor="_Toc242864947" w:history="1">
         <w:r>
           <w:rPr>
             <w:rStyle w:val="aff9"/>
@@ -2213,7 +2212,7 @@
             <w:noProof/>
             <w:webHidden/>
           </w:rPr>
-          <w:instrText>PAGEREF _Toc242861741 \h</w:instrText>
+          <w:instrText>PAGEREF _Toc242864947 \h</w:instrText>
         </w:r>
         <w:r>
           <w:rPr>
@@ -2263,10 +2262,11 @@
         </w:tabs>
         <w:ind w:left="440"/>
         <w:rPr>
+          <w:rFonts w:hint="eastAsia"/>
           <w:noProof/>
         </w:rPr>
       </w:pPr>
-      <w:hyperlink w:anchor="_Toc242861742" w:history="1">
+      <w:hyperlink w:anchor="_Toc242864948" w:history="1">
         <w:r>
           <w:rPr>
             <w:rStyle w:val="aff9"/>
@@ -2310,7 +2310,7 @@
             <w:noProof/>
             <w:webHidden/>
           </w:rPr>
-          <w:instrText>PAGEREF _Toc242861742 \h</w:instrText>
+          <w:instrText>PAGEREF _Toc242864948 \h</w:instrText>
         </w:r>
         <w:r>
           <w:rPr>
@@ -2359,10 +2359,11 @@
           <w:tab w:val="right" w:leader="dot" w:pos="9628"/>
         </w:tabs>
         <w:rPr>
+          <w:rFonts w:hint="eastAsia"/>
           <w:noProof/>
         </w:rPr>
       </w:pPr>
-      <w:hyperlink w:anchor="_Toc242861743" w:history="1">
+      <w:hyperlink w:anchor="_Toc242864949" w:history="1">
         <w:r>
           <w:rPr>
             <w:rStyle w:val="aff9"/>
@@ -2406,7 +2407,7 @@
             <w:noProof/>
             <w:webHidden/>
           </w:rPr>
-          <w:instrText>PAGEREF _Toc242861743 \h</w:instrText>
+          <w:instrText>PAGEREF _Toc242864949 \h</w:instrText>
         </w:r>
         <w:r>
           <w:rPr>
@@ -2455,10 +2456,11 @@
           <w:tab w:val="right" w:leader="dot" w:pos="9628"/>
         </w:tabs>
         <w:rPr>
+          <w:rFonts w:hint="eastAsia"/>
           <w:noProof/>
         </w:rPr>
       </w:pPr>
-      <w:hyperlink w:anchor="_Toc242861744" w:history="1">
+      <w:hyperlink w:anchor="_Toc242864950" w:history="1">
         <w:r>
           <w:rPr>
             <w:rStyle w:val="aff9"/>
@@ -2516,7 +2518,7 @@
             <w:noProof/>
             <w:webHidden/>
           </w:rPr>
-          <w:instrText>PAGEREF _Toc242861744 \h</w:instrText>
+          <w:instrText>PAGEREF _Toc242864950 \h</w:instrText>
         </w:r>
         <w:r>
           <w:rPr>
@@ -2565,10 +2567,11 @@
           <w:tab w:val="right" w:leader="dot" w:pos="9628"/>
         </w:tabs>
         <w:rPr>
+          <w:rFonts w:hint="eastAsia"/>
           <w:noProof/>
         </w:rPr>
       </w:pPr>
-      <w:hyperlink w:anchor="_Toc242861745" w:history="1">
+      <w:hyperlink w:anchor="_Toc242864951" w:history="1">
         <w:r>
           <w:rPr>
             <w:rStyle w:val="aff9"/>
@@ -2612,7 +2615,7 @@
             <w:noProof/>
             <w:webHidden/>
           </w:rPr>
-          <w:instrText>PAGEREF _Toc242861745 \h</w:instrText>
+          <w:instrText>PAGEREF _Toc242864951 \h</w:instrText>
         </w:r>
         <w:r>
           <w:rPr>
@@ -2661,10 +2664,11 @@
           <w:tab w:val="right" w:leader="dot" w:pos="9628"/>
         </w:tabs>
         <w:rPr>
+          <w:rFonts w:hint="eastAsia"/>
           <w:noProof/>
         </w:rPr>
       </w:pPr>
-      <w:hyperlink w:anchor="_Toc242861746" w:history="1">
+      <w:hyperlink w:anchor="_Toc242864952" w:history="1">
         <w:r>
           <w:rPr>
             <w:rStyle w:val="aff9"/>
@@ -2677,7 +2681,21 @@
             <w:rStyle w:val="aff9"/>
             <w:noProof/>
           </w:rPr>
-          <w:t>当前版本补充检查</w:t>
+          <w:t>数量</w:t>
+        </w:r>
+        <w:r>
+          <w:rPr>
+            <w:rStyle w:val="aff9"/>
+            <w:noProof/>
+          </w:rPr>
+          <w:t xml:space="preserve"> </w:t>
+        </w:r>
+        <w:r>
+          <w:rPr>
+            <w:rStyle w:val="aff9"/>
+            <w:noProof/>
+          </w:rPr>
+          <w:t>会话和重开检查</w:t>
         </w:r>
         <w:r>
           <w:rPr>
@@ -2708,7 +2726,7 @@
             <w:noProof/>
             <w:webHidden/>
           </w:rPr>
-          <w:instrText>PAGEREF _Toc242861746 \h</w:instrText>
+          <w:instrText>PAGEREF _Toc242864952 \h</w:instrText>
         </w:r>
         <w:r>
           <w:rPr>
@@ -2757,10 +2775,11 @@
           <w:tab w:val="right" w:leader="dot" w:pos="9628"/>
         </w:tabs>
         <w:rPr>
+          <w:rFonts w:hint="eastAsia"/>
           <w:noProof/>
         </w:rPr>
       </w:pPr>
-      <w:hyperlink w:anchor="_Toc242861747" w:history="1">
+      <w:hyperlink w:anchor="_Toc242864953" w:history="1">
         <w:r>
           <w:rPr>
             <w:rStyle w:val="aff9"/>
@@ -2804,7 +2823,7 @@
             <w:noProof/>
             <w:webHidden/>
           </w:rPr>
-          <w:instrText>PAGEREF _Toc242861747 \h</w:instrText>
+          <w:instrText>PAGEREF _Toc242864953 \h</w:instrText>
         </w:r>
         <w:r>
           <w:rPr>
@@ -2857,7 +2876,7 @@
         <w:pageBreakBefore/>
       </w:pPr>
       <w:bookmarkStart w:id="0" w:name="h_63ce66a62fd36b44bd16"/>
-      <w:bookmarkStart w:id="1" w:name="_Toc242861721"/>
+      <w:bookmarkStart w:id="1" w:name="_Toc242864927"/>
       <w:r>
         <w:lastRenderedPageBreak/>
         <w:t xml:space="preserve">1 </w:t>
@@ -3255,7 +3274,7 @@
         <w:pStyle w:val="1"/>
       </w:pPr>
       <w:bookmarkStart w:id="2" w:name="h_8153af0f679ee1fe2111"/>
-      <w:bookmarkStart w:id="3" w:name="_Toc242861722"/>
+      <w:bookmarkStart w:id="3" w:name="_Toc242864928"/>
       <w:r>
         <w:t xml:space="preserve">2 </w:t>
       </w:r>
@@ -3270,7 +3289,7 @@
         <w:pStyle w:val="21"/>
       </w:pPr>
       <w:bookmarkStart w:id="4" w:name="h_ff841728d2633be85f94"/>
-      <w:bookmarkStart w:id="5" w:name="_Toc242861723"/>
+      <w:bookmarkStart w:id="5" w:name="_Toc242864929"/>
       <w:r>
         <w:t xml:space="preserve">2.1 </w:t>
       </w:r>
@@ -3598,7 +3617,7 @@
               <w:jc w:val="center"/>
             </w:pPr>
             <w:r>
-              <w:t>人员与日期</w:t>
+              <w:t>执行人员</w:t>
             </w:r>
           </w:p>
         </w:tc>
@@ -3612,7 +3631,7 @@
               <w:pStyle w:val="TableText"/>
             </w:pPr>
             <w:r>
-              <w:t>记录执行人、复测人和测试日期</w:t>
+              <w:t>记录执行人和复测人</w:t>
             </w:r>
           </w:p>
         </w:tc>
@@ -3637,13 +3656,13 @@
         <w:t>PHP</w:t>
       </w:r>
       <w:r>
-        <w:t>服务，隔离写入、并发和故障测试。原站用于课程演示，升级保留已有数据；自动</w:t>
+        <w:t>服务，隔离写入、并发和故障测试。网站用于课程演示，升级保留已有数据；</w:t>
       </w:r>
       <w:r>
         <w:t>HTTP</w:t>
       </w:r>
       <w:r>
-        <w:t>检查与浏览器人工操作分别记录。不能构造或未执行的人工条件记为待验证。</w:t>
+        <w:t>检查按请求和数据库结果记录，页面操作按实际提示记录。</w:t>
       </w:r>
     </w:p>
     <w:p>
@@ -3651,7 +3670,7 @@
         <w:pStyle w:val="21"/>
       </w:pPr>
       <w:bookmarkStart w:id="6" w:name="h_483d2ac2a6a7e2b3e26f"/>
-      <w:bookmarkStart w:id="7" w:name="_Toc242861724"/>
+      <w:bookmarkStart w:id="7" w:name="_Toc242864930"/>
       <w:r>
         <w:lastRenderedPageBreak/>
         <w:t xml:space="preserve">2.2 </w:t>
@@ -3667,7 +3686,7 @@
         <w:keepNext/>
       </w:pPr>
       <w:r>
-        <w:t>下表保留基础样例刚导入时的条件，用于理解历史测试记录；原站已有数据的人数和账号以页面实际显示为准。已有库运行</w:t>
+        <w:t>下表给出基础样例导入后的条件，用于准备功能测试；原站已有数据的人数和账号以页面实际显示为准。已有库运行</w:t>
       </w:r>
       <w:r>
         <w:rPr>
@@ -4269,7 +4288,7 @@
     </w:p>
     <w:p>
       <w:r>
-        <w:t>历史密码专项曾在临时库创建三种角色的明文和哈希账号，哈希由</w:t>
+        <w:t>密码专项在临时库创建三种角色的明文和哈希账号，哈希由</w:t>
       </w:r>
       <w:r>
         <w:t>PHP</w:t>
@@ -4285,7 +4304,13 @@
         <w:t>password_hash()</w:t>
       </w:r>
       <w:r>
-        <w:t>生成；对应结果只描述当时环境。本轮通过原网页检查实际账号登录与重置后的会话失效。</w:t>
+        <w:t>生成；通过</w:t>
+      </w:r>
+      <w:r>
+        <w:t>HTTP</w:t>
+      </w:r>
+      <w:r>
+        <w:t>表单检查账号登录、密码重置及旧会话失效。</w:t>
       </w:r>
     </w:p>
     <w:p>
@@ -4576,7 +4601,19 @@
               <w:pStyle w:val="TableText"/>
             </w:pPr>
             <w:r>
-              <w:t>2000-02-29</w:t>
+              <w:t>合法闰年的</w:t>
+            </w:r>
+            <w:r>
+              <w:t>2</w:t>
+            </w:r>
+            <w:r>
+              <w:t>月</w:t>
+            </w:r>
+            <w:r>
+              <w:t>29</w:t>
+            </w:r>
+            <w:r>
+              <w:t>日</w:t>
             </w:r>
           </w:p>
         </w:tc>
@@ -4590,7 +4627,7 @@
               <w:pStyle w:val="TableText"/>
             </w:pPr>
             <w:r>
-              <w:t>1980-01-01</w:t>
+              <w:t>合法出生日期</w:t>
             </w:r>
           </w:p>
         </w:tc>
@@ -4772,7 +4809,7 @@
               <w:pStyle w:val="TableText"/>
             </w:pPr>
             <w:r>
-              <w:t>2027-06-30</w:t>
+              <w:t>晚于出生日期的合法日期</w:t>
             </w:r>
           </w:p>
         </w:tc>
@@ -4851,7 +4888,7 @@
         <w:pStyle w:val="21"/>
       </w:pPr>
       <w:bookmarkStart w:id="8" w:name="h_dee075bf12bcbaa862f3"/>
-      <w:bookmarkStart w:id="9" w:name="_Toc242861725"/>
+      <w:bookmarkStart w:id="9" w:name="_Toc242864931"/>
       <w:r>
         <w:lastRenderedPageBreak/>
         <w:t xml:space="preserve">2.3 </w:t>
@@ -4864,7 +4901,7 @@
     </w:p>
     <w:p>
       <w:r>
-        <w:t>历史扩展数据及</w:t>
+        <w:t>扩展数据及</w:t>
       </w:r>
       <w:r>
         <w:rPr>
@@ -4882,7 +4919,7 @@
         </w:r>
       </w:hyperlink>
       <w:r>
-        <w:t>与测试报告。本轮使用原站现有课程和账号，不要求导入额外场景数据。</w:t>
+        <w:t>与测试报告。页面操作使用现有课程和账号，扩展数据用于隔离测试。</w:t>
       </w:r>
     </w:p>
     <w:p>
@@ -4904,7 +4941,7 @@
     </w:p>
     <w:p>
       <w:r>
-        <w:t>同课程第二班、低人数班或不同密码格式等条件以原站已有数据为准。能通过原网页准备的条件记录操作过程；缺少数据时标为待验证，不为此增加测试脚本或新站点。</w:t>
+        <w:t>同课程第二班、低人数班或不同密码格式等条件在测试前准备。页面操作记录数据来源和准备步骤，自动测试由脚本在临时环境构造所需数据。</w:t>
       </w:r>
     </w:p>
     <w:p>
@@ -4929,7 +4966,7 @@
         <w:pStyle w:val="1"/>
       </w:pPr>
       <w:bookmarkStart w:id="10" w:name="h_e7f573bf67a04d229e69"/>
-      <w:bookmarkStart w:id="11" w:name="_Toc242861726"/>
+      <w:bookmarkStart w:id="11" w:name="_Toc242864932"/>
       <w:r>
         <w:t xml:space="preserve">3 </w:t>
       </w:r>
@@ -5232,9 +5269,9 @@
         <w:t>1</w:t>
       </w:r>
       <w:r>
-        <w:t>核对课表及人数。执行人暂用成员编号记录，姓名和学号统一填写在</w:t>
+        <w:t>核对课表及人数。分工见</w:t>
       </w:r>
-      <w:hyperlink r:id="rId15" w:anchor="h_cc9f4a77e1876c69ca0c">
+      <w:hyperlink r:id="rId15" w:anchor="h_56b5072e2de188901a6e">
         <w:r>
           <w:t>工作总结第</w:t>
         </w:r>
@@ -5259,7 +5296,7 @@
         <w:pStyle w:val="1"/>
       </w:pPr>
       <w:bookmarkStart w:id="12" w:name="h_7d144523646bf2bb7978"/>
-      <w:bookmarkStart w:id="13" w:name="_Toc242861727"/>
+      <w:bookmarkStart w:id="13" w:name="_Toc242864933"/>
       <w:r>
         <w:t xml:space="preserve">4 </w:t>
       </w:r>
@@ -5291,9 +5328,8 @@
         <w:pStyle w:val="21"/>
       </w:pPr>
       <w:bookmarkStart w:id="14" w:name="h_4a5a2476520522d4bd13"/>
-      <w:bookmarkStart w:id="15" w:name="_Toc242861728"/>
+      <w:bookmarkStart w:id="15" w:name="_Toc242864934"/>
       <w:r>
-        <w:lastRenderedPageBreak/>
         <w:t xml:space="preserve">4.1 </w:t>
       </w:r>
       <w:r>
@@ -5519,6 +5555,7 @@
               <w:jc w:val="center"/>
             </w:pPr>
             <w:r>
+              <w:lastRenderedPageBreak/>
               <w:t>T01-02</w:t>
             </w:r>
           </w:p>
@@ -6000,7 +6037,7 @@
         <w:pStyle w:val="21"/>
       </w:pPr>
       <w:bookmarkStart w:id="16" w:name="h_d9bcee33b974aaa24198"/>
-      <w:bookmarkStart w:id="17" w:name="_Toc242861729"/>
+      <w:bookmarkStart w:id="17" w:name="_Toc242864935"/>
       <w:r>
         <w:t xml:space="preserve">4.2 </w:t>
       </w:r>
@@ -6681,7 +6718,7 @@
         <w:pStyle w:val="21"/>
       </w:pPr>
       <w:bookmarkStart w:id="18" w:name="h_595ab9538048079150f3"/>
-      <w:bookmarkStart w:id="19" w:name="_Toc242861730"/>
+      <w:bookmarkStart w:id="19" w:name="_Toc242864936"/>
       <w:r>
         <w:lastRenderedPageBreak/>
         <w:t xml:space="preserve">4.3 </w:t>
@@ -7366,7 +7403,7 @@
         <w:pStyle w:val="21"/>
       </w:pPr>
       <w:bookmarkStart w:id="20" w:name="h_fec1f5654a2373b5fcd2"/>
-      <w:bookmarkStart w:id="21" w:name="_Toc242861731"/>
+      <w:bookmarkStart w:id="21" w:name="_Toc242864937"/>
       <w:r>
         <w:t xml:space="preserve">4.4 </w:t>
       </w:r>
@@ -8960,7 +8997,7 @@
         <w:pStyle w:val="21"/>
       </w:pPr>
       <w:bookmarkStart w:id="22" w:name="h_dd10d7b15d3c4e3cac06"/>
-      <w:bookmarkStart w:id="23" w:name="_Toc242861732"/>
+      <w:bookmarkStart w:id="23" w:name="_Toc242864938"/>
       <w:r>
         <w:t xml:space="preserve">4.4.1 </w:t>
       </w:r>
@@ -9359,7 +9396,7 @@
         <w:pStyle w:val="21"/>
       </w:pPr>
       <w:bookmarkStart w:id="24" w:name="h_d8a775a4bda5b413dcd5"/>
-      <w:bookmarkStart w:id="25" w:name="_Toc242861733"/>
+      <w:bookmarkStart w:id="25" w:name="_Toc242864939"/>
       <w:r>
         <w:lastRenderedPageBreak/>
         <w:t xml:space="preserve">4.5 </w:t>
@@ -10164,7 +10201,7 @@
         <w:pStyle w:val="21"/>
       </w:pPr>
       <w:bookmarkStart w:id="26" w:name="h_8ed6e2f8aa3f71b68dc5"/>
-      <w:bookmarkStart w:id="27" w:name="_Toc242861734"/>
+      <w:bookmarkStart w:id="27" w:name="_Toc242864940"/>
       <w:r>
         <w:t xml:space="preserve">4.6 </w:t>
       </w:r>
@@ -11200,7 +11237,7 @@
         <w:pStyle w:val="21"/>
       </w:pPr>
       <w:bookmarkStart w:id="28" w:name="h_583a8ac58b4a4eac52ec"/>
-      <w:bookmarkStart w:id="29" w:name="_Toc242861735"/>
+      <w:bookmarkStart w:id="29" w:name="_Toc242864941"/>
       <w:r>
         <w:t xml:space="preserve">4.7 </w:t>
       </w:r>
@@ -12004,7 +12041,7 @@
         <w:pStyle w:val="21"/>
       </w:pPr>
       <w:bookmarkStart w:id="30" w:name="h_0b0884a3174b85b3a491"/>
-      <w:bookmarkStart w:id="31" w:name="_Toc242861736"/>
+      <w:bookmarkStart w:id="31" w:name="_Toc242864942"/>
       <w:r>
         <w:t xml:space="preserve">4.8 </w:t>
       </w:r>
@@ -12452,10 +12489,19 @@
               <w:pStyle w:val="TableText"/>
             </w:pPr>
             <w:r>
-              <w:t>出生日期输入</w:t>
-            </w:r>
-            <w:r>
-              <w:t>2023-02-29</w:t>
+              <w:t>出生日期输入非闰年的</w:t>
+            </w:r>
+            <w:r>
+              <w:t>2</w:t>
+            </w:r>
+            <w:r>
+              <w:t>月</w:t>
+            </w:r>
+            <w:r>
+              <w:t>29</w:t>
+            </w:r>
+            <w:r>
+              <w:t>日</w:t>
             </w:r>
           </w:p>
         </w:tc>
@@ -12863,7 +12909,7 @@
         <w:pStyle w:val="21"/>
       </w:pPr>
       <w:bookmarkStart w:id="32" w:name="h_1457497b1b654e7f27f4"/>
-      <w:bookmarkStart w:id="33" w:name="_Toc242861737"/>
+      <w:bookmarkStart w:id="33" w:name="_Toc242864943"/>
       <w:r>
         <w:t xml:space="preserve">4.9 </w:t>
       </w:r>
@@ -13498,6 +13544,7 @@
               <w:jc w:val="center"/>
             </w:pPr>
             <w:r>
+              <w:lastRenderedPageBreak/>
               <w:t>T12-02</w:t>
             </w:r>
           </w:p>
@@ -13567,7 +13614,6 @@
               <w:jc w:val="center"/>
             </w:pPr>
             <w:r>
-              <w:lastRenderedPageBreak/>
               <w:t>T20-01</w:t>
             </w:r>
           </w:p>
@@ -13896,7 +13942,7 @@
         <w:pStyle w:val="21"/>
       </w:pPr>
       <w:bookmarkStart w:id="34" w:name="h_baabda1d4bce50a06103"/>
-      <w:bookmarkStart w:id="35" w:name="_Toc242861738"/>
+      <w:bookmarkStart w:id="35" w:name="_Toc242864944"/>
       <w:r>
         <w:t xml:space="preserve">4.10 </w:t>
       </w:r>
@@ -14709,7 +14755,7 @@
         <w:pStyle w:val="1"/>
       </w:pPr>
       <w:bookmarkStart w:id="36" w:name="h_6bca119ba137a682bb64"/>
-      <w:bookmarkStart w:id="37" w:name="_Toc242861739"/>
+      <w:bookmarkStart w:id="37" w:name="_Toc242864945"/>
       <w:r>
         <w:lastRenderedPageBreak/>
         <w:t xml:space="preserve">5 </w:t>
@@ -14725,7 +14771,7 @@
         <w:keepNext/>
       </w:pPr>
       <w:r>
-        <w:t>下表保留需求、实现与历史自动检查入口的对应关系。实现路径以</w:t>
+        <w:t>下表给出需求、实现与自动检查入口的对应关系。实现路径以</w:t>
       </w:r>
       <w:r>
         <w:rPr>
@@ -14745,9 +14791,9 @@
         <w:t>tests/</w:t>
       </w:r>
       <w:r>
-        <w:t>为起点；原站人工操作另按场景编号记录。历史结果见</w:t>
+        <w:t>为起点；人工操作按场景编号记录。完整回归结果见</w:t>
       </w:r>
-      <w:hyperlink r:id="rId16" w:anchor="h_01c5754c348faf25fd60">
+      <w:hyperlink r:id="rId16" w:anchor="h_abe7ca9aa53b31e8bdb7">
         <w:r>
           <w:t>测试报告第</w:t>
         </w:r>
@@ -14759,7 +14805,7 @@
         </w:r>
       </w:hyperlink>
       <w:r>
-        <w:t>，不能替代新版本实测。</w:t>
+        <w:t>。</w:t>
       </w:r>
     </w:p>
     <w:tbl>
@@ -15986,7 +16032,7 @@
     </w:p>
     <w:p>
       <w:r>
-        <w:t>早期全套回归与配置专项曾使用独立临时库，日志保存当时版本、参数和执行时间。完整业务回归已在临时库执行；原网页步骤见</w:t>
+        <w:t>完整业务回归及配置专项在独立临时库执行，记录运行参数、源码摘要和各阶段结果。人工操作步骤见</w:t>
       </w:r>
       <w:hyperlink r:id="rId17">
         <w:r>
@@ -15994,7 +16040,7 @@
         </w:r>
       </w:hyperlink>
       <w:r>
-        <w:t>，人工结果按本计划第</w:t>
+        <w:t>，结果按本计划第</w:t>
       </w:r>
       <w:r>
         <w:t>7</w:t>
@@ -16016,7 +16062,7 @@
         <w:pStyle w:val="1"/>
       </w:pPr>
       <w:bookmarkStart w:id="38" w:name="h_71dca43fe9deec935213"/>
-      <w:bookmarkStart w:id="39" w:name="_Toc242861740"/>
+      <w:bookmarkStart w:id="39" w:name="_Toc242864946"/>
       <w:r>
         <w:lastRenderedPageBreak/>
         <w:t xml:space="preserve">6 </w:t>
@@ -16393,7 +16439,7 @@
         <w:pStyle w:val="1"/>
       </w:pPr>
       <w:bookmarkStart w:id="40" w:name="h_b2270329eb4f157bc82f"/>
-      <w:bookmarkStart w:id="41" w:name="_Toc242861741"/>
+      <w:bookmarkStart w:id="41" w:name="_Toc242864947"/>
       <w:r>
         <w:t xml:space="preserve">7 </w:t>
       </w:r>
@@ -16553,13 +16599,10 @@
               <w:pStyle w:val="TableText"/>
             </w:pPr>
             <w:r>
-              <w:t>代码版本、</w:t>
-            </w:r>
-            <w:r>
               <w:t>PHP</w:t>
             </w:r>
             <w:r>
-              <w:t>及数据库版本、浏览器、执行人和时间</w:t>
+              <w:t>及数据库版本、浏览器和执行人</w:t>
             </w:r>
           </w:p>
         </w:tc>
@@ -16769,7 +16812,7 @@
               <w:pStyle w:val="TableText"/>
             </w:pPr>
             <w:r>
-              <w:t>问题编号、负责人、修复版本、复测日期与结果</w:t>
+              <w:t>问题编号、负责人、修正方法与复测结果</w:t>
             </w:r>
           </w:p>
         </w:tc>
@@ -16859,18 +16902,6 @@
               </w:rPr>
               <w:t>执行人</w:t>
             </w:r>
-            <w:r>
-              <w:rPr>
-                <w:b/>
-              </w:rPr>
-              <w:t xml:space="preserve"> / </w:t>
-            </w:r>
-            <w:r>
-              <w:rPr>
-                <w:b/>
-              </w:rPr>
-              <w:t>日期</w:t>
-            </w:r>
           </w:p>
         </w:tc>
         <w:tc>
@@ -17160,7 +17191,7 @@
         <w:pStyle w:val="21"/>
       </w:pPr>
       <w:bookmarkStart w:id="42" w:name="h_4b3f3941bc47faba8e81"/>
-      <w:bookmarkStart w:id="43" w:name="_Toc242861742"/>
+      <w:bookmarkStart w:id="43" w:name="_Toc242864948"/>
       <w:r>
         <w:t xml:space="preserve">7.1 </w:t>
       </w:r>
@@ -17189,7 +17220,7 @@
         </w:r>
       </w:hyperlink>
       <w:r>
-        <w:t>。复测先重现原问题，再检查相关正常流程，记录问题编号、版本、执行日期和结果。</w:t>
+        <w:t>。复测先重现原问题，再检查相关正常流程，记录问题编号、执行人和结果。</w:t>
       </w:r>
     </w:p>
     <w:tbl>
@@ -17908,7 +17939,7 @@
         <w:pStyle w:val="1"/>
       </w:pPr>
       <w:bookmarkStart w:id="44" w:name="h_69f9b0e32e8887c19c82"/>
-      <w:bookmarkStart w:id="45" w:name="_Toc242861743"/>
+      <w:bookmarkStart w:id="45" w:name="_Toc242864949"/>
       <w:r>
         <w:t xml:space="preserve">8 </w:t>
       </w:r>
@@ -17930,19 +17961,13 @@
     </w:p>
     <w:p>
       <w:r>
-        <w:t>本轮结束条件是原网页对应操作得到实际验证，服务日志无</w:t>
+        <w:t>页面检查关注操作入口、结果提示、键盘导航和窄屏显示；记录浏览器、窗口宽度、输入和页面结果。服务日志应无</w:t>
       </w:r>
       <w:r>
         <w:t>PHP</w:t>
       </w:r>
       <w:r>
-        <w:t>警告或未处理异常，页面操作、键盘和窄屏显示有人工记录。</w:t>
-      </w:r>
-      <w:r>
-        <w:t>PHP</w:t>
-      </w:r>
-      <w:r>
-        <w:t>语法检查与升级成功不替代上述检查；浏览器尚未连接时不能记为通过。</w:t>
+        <w:t>警告或未处理异常。</w:t>
       </w:r>
     </w:p>
     <w:p>
@@ -17963,7 +17988,7 @@
         <w:pStyle w:val="1"/>
       </w:pPr>
       <w:bookmarkStart w:id="46" w:name="h_fce2822c40805b21bb4d"/>
-      <w:bookmarkStart w:id="47" w:name="_Toc242861744"/>
+      <w:bookmarkStart w:id="47" w:name="_Toc242864950"/>
       <w:r>
         <w:lastRenderedPageBreak/>
         <w:t xml:space="preserve">9 </w:t>
@@ -18062,7 +18087,7 @@
         <w:t>--once</w:t>
       </w:r>
       <w:r>
-        <w:t>，在原站查看结果；它是运行服务，不是测试脚本。浏览器未连接时将相关项目记为待验证。</w:t>
+        <w:t>，在原站查看结果；它是运行服务，不是测试脚本。</w:t>
       </w:r>
     </w:p>
     <w:p>
@@ -18070,7 +18095,7 @@
         <w:pStyle w:val="1"/>
       </w:pPr>
       <w:bookmarkStart w:id="48" w:name="h_cbc0a235dc9793585f05"/>
-      <w:bookmarkStart w:id="49" w:name="_Toc242861745"/>
+      <w:bookmarkStart w:id="49" w:name="_Toc242864951"/>
       <w:r>
         <w:t xml:space="preserve">10 </w:t>
       </w:r>
@@ -18138,13 +18163,19 @@
       <w:pPr>
         <w:pStyle w:val="1"/>
       </w:pPr>
-      <w:bookmarkStart w:id="50" w:name="h_77f8d3c19f90b09bcebf"/>
-      <w:bookmarkStart w:id="51" w:name="_Toc242861746"/>
+      <w:bookmarkStart w:id="50" w:name="h_e63ac99576b061ece24b"/>
+      <w:bookmarkStart w:id="51" w:name="_Toc242864952"/>
       <w:r>
         <w:t xml:space="preserve">11 </w:t>
       </w:r>
       <w:r>
-        <w:t>当前版本补充检查</w:t>
+        <w:t>数量</w:t>
+      </w:r>
+      <w:r>
+        <w:t xml:space="preserve"> </w:t>
+      </w:r>
+      <w:r>
+        <w:t>会话和重开检查</w:t>
       </w:r>
       <w:bookmarkEnd w:id="50"/>
       <w:bookmarkEnd w:id="51"/>
@@ -18796,7 +18827,7 @@
         <w:t>tests/run_selection_limits.ps1</w:t>
       </w:r>
       <w:r>
-        <w:t>供数量与递补专项验证。结果区分历史回归、当前完整回归及原站人工演示；当前完整结果见</w:t>
+        <w:t>供数量与递补专项验证。完整回归与人工演示分别记录；完整回归结果见</w:t>
       </w:r>
       <w:r>
         <w:rPr>
@@ -18814,7 +18845,7 @@
         <w:pStyle w:val="1"/>
       </w:pPr>
       <w:bookmarkStart w:id="52" w:name="h_0c099560bc504942b98e"/>
-      <w:bookmarkStart w:id="53" w:name="_Toc242861747"/>
+      <w:bookmarkStart w:id="53" w:name="_Toc242864953"/>
       <w:r>
         <w:lastRenderedPageBreak/>
         <w:t xml:space="preserve">12 </w:t>
@@ -18830,7 +18861,7 @@
         <w:keepNext/>
       </w:pPr>
       <w:r>
-        <w:t>以下场景纳入当前完整回归。带写入的构造、成绩更正和数据恢复只在统一脚本创建的独立临时</w:t>
+        <w:t>以下场景纳入完整回归。带写入的构造、成绩更正和数据恢复只在统一脚本创建的独立临时</w:t>
       </w:r>
       <w:r>
         <w:t>MySQL</w:t>
@@ -19586,13 +19617,13 @@
         <w:t>15</w:t>
       </w:r>
       <w:r>
-        <w:t>项检查。</w:t>
+        <w:t>项检查。连接次数按单次</w:t>
       </w:r>
       <w:r>
         <w:t>HTTP</w:t>
       </w:r>
       <w:r>
-        <w:t>连接测试只证明当前请求的连接次数，不证明高并发容量或长期可用性。</w:t>
+        <w:t>请求统计。</w:t>
       </w:r>
     </w:p>
     <w:sectPr>
@@ -19870,31 +19901,31 @@
       </w:rPr>
     </w:lvl>
   </w:abstractNum>
-  <w:num w:numId="1" w16cid:durableId="1572156280">
+  <w:num w:numId="1" w16cid:durableId="368994971">
     <w:abstractNumId w:val="8"/>
   </w:num>
-  <w:num w:numId="2" w16cid:durableId="116342585">
+  <w:num w:numId="2" w16cid:durableId="680862724">
     <w:abstractNumId w:val="6"/>
   </w:num>
-  <w:num w:numId="3" w16cid:durableId="439297488">
+  <w:num w:numId="3" w16cid:durableId="226647679">
     <w:abstractNumId w:val="5"/>
   </w:num>
-  <w:num w:numId="4" w16cid:durableId="1965698716">
+  <w:num w:numId="4" w16cid:durableId="304358088">
     <w:abstractNumId w:val="4"/>
   </w:num>
-  <w:num w:numId="5" w16cid:durableId="1518695118">
+  <w:num w:numId="5" w16cid:durableId="823281124">
     <w:abstractNumId w:val="7"/>
   </w:num>
-  <w:num w:numId="6" w16cid:durableId="1103257485">
+  <w:num w:numId="6" w16cid:durableId="666398533">
     <w:abstractNumId w:val="3"/>
   </w:num>
-  <w:num w:numId="7" w16cid:durableId="913204640">
+  <w:num w:numId="7" w16cid:durableId="1221599019">
     <w:abstractNumId w:val="2"/>
   </w:num>
-  <w:num w:numId="8" w16cid:durableId="1236553582">
+  <w:num w:numId="8" w16cid:durableId="328756178">
     <w:abstractNumId w:val="1"/>
   </w:num>
-  <w:num w:numId="9" w16cid:durableId="1668240223">
+  <w:num w:numId="9" w16cid:durableId="990643915">
     <w:abstractNumId w:val="0"/>
   </w:num>
 </w:numbering>
@@ -31335,13 +31366,7 @@
     <w:autoRedefine/>
     <w:uiPriority w:val="39"/>
     <w:unhideWhenUsed/>
-    <w:rsid w:val="0032338B"/>
-    <w:pPr>
-      <w:spacing w:after="40" w:line="240" w:lineRule="auto"/>
-    </w:pPr>
-    <w:rPr>
-      <w:sz w:val="21"/>
-    </w:rPr>
+    <w:rsid w:val="00484E62"/>
   </w:style>
   <w:style w:type="paragraph" w:styleId="TOC2">
     <w:name w:val="toc 2"/>
@@ -31350,21 +31375,17 @@
     <w:autoRedefine/>
     <w:uiPriority w:val="39"/>
     <w:unhideWhenUsed/>
-    <w:rsid w:val="0032338B"/>
+    <w:rsid w:val="00484E62"/>
     <w:pPr>
-      <w:spacing w:after="40" w:line="240" w:lineRule="auto"/>
       <w:ind w:leftChars="200" w:left="420"/>
     </w:pPr>
-    <w:rPr>
-      <w:sz w:val="21"/>
-    </w:rPr>
   </w:style>
   <w:style w:type="character" w:styleId="aff9">
     <w:name w:val="Hyperlink"/>
     <w:basedOn w:val="a2"/>
     <w:uiPriority w:val="99"/>
     <w:unhideWhenUsed/>
-    <w:rsid w:val="0032338B"/>
+    <w:rsid w:val="00484E62"/>
     <w:rPr>
       <w:color w:val="0000FF" w:themeColor="hyperlink"/>
       <w:u w:val="single"/>
